--- a/labs/lab-12-agent-configuration/data/knowledge/Lumina_Staff_Enablement_Plan.docx
+++ b/labs/lab-12-agent-configuration/data/knowledge/Lumina_Staff_Enablement_Plan.docx
@@ -46,7 +46,7 @@
     </w:p>
     <w:p>
       <w:r>
-        <w:t>Use Microsoft Loop columns User, Role, Practice test, Evidence, Defect, Owner, Retest and Status.</w:t>
+        <w:t>Use the Excel staff enablement tracker (data/templates/Staff_Enablement_Tracker.csv) with columns User, Role, Practice test, Evidence, Defect, Owner, Retest and Status.</w:t>
       </w:r>
     </w:p>
     <w:p>
